--- a/Geopolitical_Risk_Analysis.docx
+++ b/Geopolitical_Risk_Analysis.docx
@@ -749,7 +749,7 @@
     </w:p>
     <w:p>
       <w:r>
-        <w:t>Three forward-looking scenarios are evaluated for each country. Likelihood percentages reflect the assessed probability of each scenario materialising within a 3–5 year horizon.</w:t>
+        <w:t>Three forward-looking scenarios are evaluated for each country. Likelihood percentages reflect the assessed probability of each scenario materializing within a 3–5 year horizon.</w:t>
       </w:r>
     </w:p>
     <w:p>
